--- a/Emerging-Technologies-for-the-Circular-Economy/Exercises/E06-IoT-Processing.docx
+++ b/Emerging-Technologies-for-the-Circular-Economy/Exercises/E06-IoT-Processing.docx
@@ -1,6 +1,6 @@
 
 <file path=word/document.xml><?xml version="1.0" encoding="utf-8"?>
-<w:document xmlns:o="urn:schemas-microsoft-com:office:office" xmlns:r="http://schemas.openxmlformats.org/officeDocument/2006/relationships" xmlns:v="urn:schemas-microsoft-com:vml" xmlns:w="http://schemas.openxmlformats.org/wordprocessingml/2006/main" xmlns:w10="urn:schemas-microsoft-com:office:word" xmlns:wp="http://schemas.openxmlformats.org/drawingml/2006/wordprocessingDrawing" xmlns:pic="http://schemas.openxmlformats.org/drawingml/2006/picture" xmlns:wps="http://schemas.microsoft.com/office/word/2010/wordprocessingShape" xmlns:wpg="http://schemas.microsoft.com/office/word/2010/wordprocessingGroup" xmlns:mc="http://schemas.openxmlformats.org/markup-compatibility/2006" xmlns:wp14="http://schemas.microsoft.com/office/word/2010/wordprocessingDrawing" xmlns:w14="http://schemas.microsoft.com/office/word/2010/wordml" xmlns:w15="http://schemas.microsoft.com/office/word/2012/wordml" mc:Ignorable="w14 wp14 w15">
+<w:document xmlns:o="urn:schemas-microsoft-com:office:office" xmlns:r="http://schemas.openxmlformats.org/officeDocument/2006/relationships" xmlns:v="urn:schemas-microsoft-com:vml" xmlns:w="http://schemas.openxmlformats.org/wordprocessingml/2006/main" xmlns:w10="urn:schemas-microsoft-com:office:word" xmlns:wp="http://schemas.openxmlformats.org/drawingml/2006/wordprocessingDrawing" xmlns:wps="http://schemas.microsoft.com/office/word/2010/wordprocessingShape" xmlns:wpg="http://schemas.microsoft.com/office/word/2010/wordprocessingGroup" xmlns:mc="http://schemas.openxmlformats.org/markup-compatibility/2006" xmlns:wp14="http://schemas.microsoft.com/office/word/2010/wordprocessingDrawing" xmlns:w14="http://schemas.microsoft.com/office/word/2010/wordml" xmlns:w15="http://schemas.microsoft.com/office/word/2012/wordml" mc:Ignorable="w14 wp14 w15">
   <w:body>
     <w:p>
       <w:pPr>
@@ -20,7 +20,7 @@
         <mc:AlternateContent>
           <mc:Choice Requires="wpg">
             <w:drawing>
-              <wp:anchor distT="0" distB="0" distL="0" distR="0" simplePos="0" relativeHeight="8" behindDoc="1" locked="0" layoutInCell="0" allowOverlap="1">
+              <wp:anchor behindDoc="1" distT="0" distB="0" distL="0" distR="0" simplePos="0" locked="0" layoutInCell="0" allowOverlap="1" relativeHeight="8">
                 <wp:simplePos x="0" y="0"/>
                 <wp:positionH relativeFrom="page">
                   <wp:posOffset>2438400</wp:posOffset>
@@ -57,19 +57,18 @@
                           <wps:cNvSpPr/>
                           <wps:spPr>
                             <a:xfrm>
-                              <a:off x="4869360" y="0"/>
-                              <a:ext cx="516240" cy="11597760"/>
+                              <a:off x="4869720" y="0"/>
+                              <a:ext cx="515520" cy="11597760"/>
                             </a:xfrm>
                             <a:custGeom>
                               <a:avLst/>
                               <a:gdLst>
-                                <a:gd name="textAreaLeft" fmla="*/ 0 w 292680"/>
-                                <a:gd name="textAreaRight" fmla="*/ 294120 w 292680"/>
+                                <a:gd name="textAreaLeft" fmla="*/ 0 w 292320"/>
+                                <a:gd name="textAreaRight" fmla="*/ 294120 w 292320"/>
                                 <a:gd name="textAreaTop" fmla="*/ 0 h 6575040"/>
-                                <a:gd name="textAreaBottom" fmla="*/ 6576480 h 6575040"/>
+                                <a:gd name="textAreaBottom" fmla="*/ 6576840 h 6575040"/>
                               </a:gdLst>
                               <a:ahLst/>
-                              <a:cxnLst/>
                               <a:rect l="textAreaLeft" t="textAreaTop" r="textAreaRight" b="textAreaBottom"/>
                               <a:pathLst>
                                 <a:path w="679" h="16790">
@@ -92,7 +91,7 @@
                               </a:pathLst>
                             </a:custGeom>
                             <a:solidFill>
-                              <a:srgbClr val="E4E4E4"/>
+                              <a:srgbClr val="e4e4e4"/>
                             </a:solidFill>
                             <a:ln w="0">
                               <a:noFill/>
@@ -108,7 +107,7 @@
                         </wps:wsp>
                         <pic:pic xmlns:pic="http://schemas.openxmlformats.org/drawingml/2006/picture">
                           <pic:nvPicPr>
-                            <pic:cNvPr id="3" name="Picture 2731"/>
+                            <pic:cNvPr id="3" name="Picture 2731" descr=""/>
                             <pic:cNvPicPr/>
                           </pic:nvPicPr>
                           <pic:blipFill>
@@ -160,7 +159,7 @@
                     <v:path o:extrusionok="f" gradientshapeok="t" o:connecttype="rect"/>
                     <o:lock v:ext="edit" aspectratio="t"/>
                   </v:shapetype>
-                  <v:shape id="shape_0" stroked="f" o:allowincell="f" style="position:absolute;left:3840;top:6472;width:12038;height:10896;mso-wrap-style:none;v-text-anchor:middle;mso-position-horizontal-relative:page;mso-position-vertical-relative:page" type="_x0000_t75">
+                  <v:shape id="shape_0" ID="Picture 2731" stroked="f" o:allowincell="f" style="position:absolute;left:3840;top:6472;width:12038;height:10896;mso-wrap-style:none;v-text-anchor:middle;mso-position-horizontal-relative:page;mso-position-vertical-relative:page" type="_x0000_t75">
                     <v:imagedata r:id="rId3" o:detectmouseclick="t"/>
                     <v:stroke color="#3465a4" joinstyle="round" endcap="flat"/>
                     <w10:wrap type="none"/>
@@ -178,16 +177,7 @@
           <w:szCs w:val="44"/>
           <w:lang w:val="de-DE" w:eastAsia="de-DE"/>
         </w:rPr>
-        <w:t xml:space="preserve">Exercise – </w:t>
-      </w:r>
-      <w:r>
-        <w:rPr>
-          <w:rFonts w:ascii="DejaVu Sans" w:hAnsi="DejaVu Sans"/>
-          <w:sz w:val="44"/>
-          <w:szCs w:val="44"/>
-          <w:lang w:val="de-DE" w:eastAsia="de-DE"/>
-        </w:rPr>
-        <w:t>6</w:t>
+        <w:t>Exercise – 6</w:t>
       </w:r>
     </w:p>
     <w:p>
@@ -254,19 +244,7 @@
           <w:szCs w:val="22"/>
           <w:lang w:val="de-DE" w:eastAsia="zh-CN" w:bidi="ar-SA"/>
         </w:rPr>
-        <w:t>1</w:t>
-      </w:r>
-      <w:r>
-        <w:rPr>
-          <w:rFonts w:eastAsia="Calibri" w:cs="Calibri" w:ascii="DejaVu Sans" w:hAnsi="DejaVu Sans"/>
-          <w:b w:val="false"/>
-          <w:bCs w:val="false"/>
-          <w:color w:val="auto"/>
-          <w:sz w:val="22"/>
-          <w:szCs w:val="22"/>
-          <w:lang w:val="de-DE" w:eastAsia="zh-CN" w:bidi="ar-SA"/>
-        </w:rPr>
-        <w:t>6</w:t>
+        <w:t>16</w:t>
       </w:r>
       <w:r>
         <w:rPr>
@@ -311,19 +289,7 @@
           <w:szCs w:val="22"/>
           <w:lang w:val="de-DE" w:eastAsia="zh-CN" w:bidi="ar-SA"/>
         </w:rPr>
-        <w:t>1</w:t>
-      </w:r>
-      <w:r>
-        <w:rPr>
-          <w:rFonts w:eastAsia="Calibri" w:cs="Calibri" w:ascii="DejaVu Sans" w:hAnsi="DejaVu Sans"/>
-          <w:b w:val="false"/>
-          <w:bCs w:val="false"/>
-          <w:color w:val="auto"/>
-          <w:sz w:val="22"/>
-          <w:szCs w:val="22"/>
-          <w:lang w:val="de-DE" w:eastAsia="zh-CN" w:bidi="ar-SA"/>
-        </w:rPr>
-        <w:t>7</w:t>
+        <w:t>24</w:t>
       </w:r>
       <w:r>
         <w:rPr>
@@ -385,25 +351,7 @@
           <w:bCs w:val="false"/>
           <w:lang w:val="de-DE" w:eastAsia="de-DE"/>
         </w:rPr>
-        <w:t>Access E0</w:t>
-      </w:r>
-      <w:r>
-        <w:rPr>
-          <w:rFonts w:ascii="DejaVu Sans" w:hAnsi="DejaVu Sans"/>
-          <w:b w:val="false"/>
-          <w:bCs w:val="false"/>
-          <w:lang w:val="de-DE" w:eastAsia="de-DE"/>
-        </w:rPr>
-        <w:t>6</w:t>
-      </w:r>
-      <w:r>
-        <w:rPr>
-          <w:rFonts w:ascii="DejaVu Sans" w:hAnsi="DejaVu Sans"/>
-          <w:b w:val="false"/>
-          <w:bCs w:val="false"/>
-          <w:lang w:val="de-DE" w:eastAsia="de-DE"/>
-        </w:rPr>
-        <w:t xml:space="preserve"> on cocalc.</w:t>
+        <w:t>Access E06 on cocalc.</w:t>
       </w:r>
     </w:p>
     <w:p>
@@ -860,28 +808,12 @@
           <w:u w:val="none"/>
           <w:lang w:val="de-DE" w:eastAsia="de-DE"/>
         </w:rPr>
-        <w:t>In E04, you gathered weather data from different sources (sensors) and aggregated them into a single data set. Now, the energy sellers will use that data to predict their energy output and sell and serve as many customers as possible. To do so, your task is to use the resulting data set from E0</w:t>
-      </w:r>
-      <w:r>
-        <w:rPr>
-          <w:rFonts w:ascii="DejaVu Sans" w:hAnsi="DejaVu Sans"/>
-          <w:u w:val="none"/>
-          <w:lang w:val="de-DE" w:eastAsia="de-DE"/>
-        </w:rPr>
-        <w:t>5</w:t>
-      </w:r>
-      <w:r>
-        <w:rPr>
-          <w:rFonts w:ascii="DejaVu Sans" w:hAnsi="DejaVu Sans"/>
-          <w:u w:val="none"/>
-          <w:lang w:val="de-DE" w:eastAsia="de-DE"/>
-        </w:rPr>
-        <w:t xml:space="preserve"> as an input. The timestamps of the data set begin with 2021-04-10 02:00:00.000; we assume all later timestamps represent a weather prediction in the future.</w:t>
+        <w:t>In E04, you gathered weather data from different sources (sensors) and aggregated them into a single data set. Now, the energy sellers will use that data to predict their energy output and sell and serve as many customers as possible. To do so, your task is to use the resulting data set from E05 as an input. The timestamps of the data set begin with 2021-04-10 02:00:00.000; we assume all later timestamps represent a weather prediction in the future.</w:t>
       </w:r>
     </w:p>
     <w:p>
       <w:pPr>
-        <w:pStyle w:val="BlockQuotationuser"/>
+        <w:pStyle w:val="BlockQuotation"/>
         <w:ind w:hanging="0" w:left="567" w:right="567"/>
         <w:rPr>
           <w:rFonts w:ascii="DejaVu Sans" w:hAnsi="DejaVu Sans"/>
@@ -895,7 +827,7 @@
     </w:p>
     <w:p>
       <w:pPr>
-        <w:pStyle w:val="BlockQuotationuser"/>
+        <w:pStyle w:val="BlockQuotation"/>
         <w:ind w:hanging="0" w:left="720" w:right="567"/>
         <w:rPr>
           <w:rFonts w:ascii="DejaVu Sans" w:hAnsi="DejaVu Sans"/>
@@ -917,7 +849,7 @@
     </w:p>
     <w:p>
       <w:pPr>
-        <w:pStyle w:val="BlockQuotationuser"/>
+        <w:pStyle w:val="BlockQuotation"/>
         <w:ind w:hanging="0" w:left="720" w:right="567"/>
         <w:rPr>
           <w:rFonts w:ascii="DejaVu Sans" w:hAnsi="DejaVu Sans"/>
@@ -932,7 +864,7 @@
     </w:p>
     <w:p>
       <w:pPr>
-        <w:pStyle w:val="BlockQuotationuser"/>
+        <w:pStyle w:val="BlockQuotation"/>
         <w:numPr>
           <w:ilvl w:val="0"/>
           <w:numId w:val="3"/>
@@ -952,7 +884,7 @@
     </w:p>
     <w:p>
       <w:pPr>
-        <w:pStyle w:val="BlockQuotationuser"/>
+        <w:pStyle w:val="BlockQuotation"/>
         <w:numPr>
           <w:ilvl w:val="0"/>
           <w:numId w:val="3"/>
@@ -972,7 +904,7 @@
     </w:p>
     <w:p>
       <w:pPr>
-        <w:pStyle w:val="BlockQuotationuser"/>
+        <w:pStyle w:val="BlockQuotation"/>
         <w:ind w:hanging="0" w:left="720" w:right="567"/>
         <w:rPr>
           <w:rFonts w:ascii="DejaVu Sans" w:hAnsi="DejaVu Sans"/>
@@ -994,7 +926,7 @@
     </w:p>
     <w:p>
       <w:pPr>
-        <w:pStyle w:val="BlockQuotationuser"/>
+        <w:pStyle w:val="BlockQuotation"/>
         <w:ind w:hanging="0" w:left="720" w:right="567"/>
         <w:rPr>
           <w:rFonts w:ascii="DejaVu Sans" w:hAnsi="DejaVu Sans"/>
@@ -1009,7 +941,7 @@
     </w:p>
     <w:p>
       <w:pPr>
-        <w:pStyle w:val="BlockQuotationuser"/>
+        <w:pStyle w:val="BlockQuotation"/>
         <w:ind w:hanging="0" w:left="720" w:right="567"/>
         <w:rPr>
           <w:rFonts w:ascii="DejaVu Sans" w:hAnsi="DejaVu Sans"/>
@@ -1024,7 +956,7 @@
     </w:p>
     <w:p>
       <w:pPr>
-        <w:pStyle w:val="BlockQuotationuser"/>
+        <w:pStyle w:val="BlockQuotation"/>
         <w:numPr>
           <w:ilvl w:val="0"/>
           <w:numId w:val="4"/>
@@ -1050,7 +982,7 @@
     </w:p>
     <w:p>
       <w:pPr>
-        <w:pStyle w:val="BlockQuotationuser"/>
+        <w:pStyle w:val="BlockQuotation"/>
         <w:numPr>
           <w:ilvl w:val="0"/>
           <w:numId w:val="4"/>
@@ -1086,15 +1018,7 @@
       </w:pPr>
       <w:r>
         <w:rPr/>
-        <w:t>PS: Please keep in mind that wind energy does not depend on the time of the day, e.g., daytime or nighttime. More detailed instructions can be found in solution.</w:t>
-      </w:r>
-      <w:r>
-        <w:rPr/>
-        <w:t>ipynb</w:t>
-      </w:r>
-      <w:r>
-        <w:rPr/>
-        <w:t>.</w:t>
+        <w:t>PS: Please keep in mind that wind energy does not depend on the time of the day, e.g., daytime or nighttime. More detailed instructions can be found in solution.ipynb.</w:t>
       </w:r>
     </w:p>
     <w:p>
@@ -1141,7 +1065,7 @@
 </file>
 
 <file path=word/footer1.xml><?xml version="1.0" encoding="utf-8"?>
-<w:ftr xmlns:o="urn:schemas-microsoft-com:office:office" xmlns:r="http://schemas.openxmlformats.org/officeDocument/2006/relationships" xmlns:v="urn:schemas-microsoft-com:vml" xmlns:w="http://schemas.openxmlformats.org/wordprocessingml/2006/main" xmlns:w10="urn:schemas-microsoft-com:office:word" xmlns:wp="http://schemas.openxmlformats.org/drawingml/2006/wordprocessingDrawing" xmlns:pic="http://schemas.openxmlformats.org/drawingml/2006/picture" xmlns:wps="http://schemas.microsoft.com/office/word/2010/wordprocessingShape" xmlns:wpg="http://schemas.microsoft.com/office/word/2010/wordprocessingGroup" xmlns:mc="http://schemas.openxmlformats.org/markup-compatibility/2006" xmlns:wp14="http://schemas.microsoft.com/office/word/2010/wordprocessingDrawing" xmlns:w14="http://schemas.microsoft.com/office/word/2010/wordml" xmlns:w15="http://schemas.microsoft.com/office/word/2012/wordml" mc:Ignorable="w14 wp14 w15">
+<w:ftr xmlns:o="urn:schemas-microsoft-com:office:office" xmlns:r="http://schemas.openxmlformats.org/officeDocument/2006/relationships" xmlns:v="urn:schemas-microsoft-com:vml" xmlns:w="http://schemas.openxmlformats.org/wordprocessingml/2006/main" xmlns:w10="urn:schemas-microsoft-com:office:word" xmlns:wp="http://schemas.openxmlformats.org/drawingml/2006/wordprocessingDrawing" xmlns:wps="http://schemas.microsoft.com/office/word/2010/wordprocessingShape" xmlns:wpg="http://schemas.microsoft.com/office/word/2010/wordprocessingGroup" xmlns:mc="http://schemas.openxmlformats.org/markup-compatibility/2006" xmlns:wp14="http://schemas.microsoft.com/office/word/2010/wordprocessingDrawing" xmlns:w14="http://schemas.microsoft.com/office/word/2010/wordml" xmlns:w15="http://schemas.microsoft.com/office/word/2012/wordml" mc:Ignorable="w14 wp14 w15">
   <w:p>
     <w:pPr>
       <w:pStyle w:val="Footer"/>
@@ -1156,7 +1080,7 @@
 </file>
 
 <file path=word/footer2.xml><?xml version="1.0" encoding="utf-8"?>
-<w:ftr xmlns:o="urn:schemas-microsoft-com:office:office" xmlns:r="http://schemas.openxmlformats.org/officeDocument/2006/relationships" xmlns:v="urn:schemas-microsoft-com:vml" xmlns:w="http://schemas.openxmlformats.org/wordprocessingml/2006/main" xmlns:w10="urn:schemas-microsoft-com:office:word" xmlns:wp="http://schemas.openxmlformats.org/drawingml/2006/wordprocessingDrawing" xmlns:pic="http://schemas.openxmlformats.org/drawingml/2006/picture" xmlns:wps="http://schemas.microsoft.com/office/word/2010/wordprocessingShape" xmlns:wpg="http://schemas.microsoft.com/office/word/2010/wordprocessingGroup" xmlns:mc="http://schemas.openxmlformats.org/markup-compatibility/2006" xmlns:wp14="http://schemas.microsoft.com/office/word/2010/wordprocessingDrawing" xmlns:w14="http://schemas.microsoft.com/office/word/2010/wordml" xmlns:w15="http://schemas.microsoft.com/office/word/2012/wordml" mc:Ignorable="w14 wp14 w15">
+<w:ftr xmlns:o="urn:schemas-microsoft-com:office:office" xmlns:r="http://schemas.openxmlformats.org/officeDocument/2006/relationships" xmlns:v="urn:schemas-microsoft-com:vml" xmlns:w="http://schemas.openxmlformats.org/wordprocessingml/2006/main" xmlns:w10="urn:schemas-microsoft-com:office:word" xmlns:wp="http://schemas.openxmlformats.org/drawingml/2006/wordprocessingDrawing" xmlns:wps="http://schemas.microsoft.com/office/word/2010/wordprocessingShape" xmlns:wpg="http://schemas.microsoft.com/office/word/2010/wordprocessingGroup" xmlns:mc="http://schemas.openxmlformats.org/markup-compatibility/2006" xmlns:wp14="http://schemas.microsoft.com/office/word/2010/wordprocessingDrawing" xmlns:w14="http://schemas.microsoft.com/office/word/2010/wordml" xmlns:w15="http://schemas.microsoft.com/office/word/2012/wordml" mc:Ignorable="w14 wp14 w15">
   <w:p>
     <w:pPr>
       <w:pStyle w:val="Footer"/>
@@ -1170,7 +1094,7 @@
       <mc:AlternateContent>
         <mc:Choice Requires="wps">
           <w:drawing>
-            <wp:anchor distT="635" distB="0" distL="0" distR="0" simplePos="0" relativeHeight="2" behindDoc="1" locked="0" layoutInCell="0" allowOverlap="1">
+            <wp:anchor behindDoc="1" distT="635" distB="0" distL="0" distR="0" simplePos="0" locked="0" layoutInCell="0" allowOverlap="1" relativeHeight="2">
               <wp:simplePos x="0" y="0"/>
               <wp:positionH relativeFrom="margin">
                 <wp:align>right</wp:align>
@@ -1252,7 +1176,7 @@
                         </w:p>
                       </w:txbxContent>
                     </wps:txbx>
-                    <wps:bodyPr lIns="0" tIns="0" rIns="0" bIns="0" anchor="t">
+                    <wps:bodyPr lIns="0" rIns="0" tIns="0" bIns="0" anchor="t">
                       <a:spAutoFit/>
                     </wps:bodyPr>
                   </wps:wsp>
@@ -1263,7 +1187,7 @@
         </mc:Choice>
         <mc:Fallback>
           <w:pict>
-            <v:rect id="shape_0" stroked="f" o:allowincell="f" style="position:absolute;margin-left:466.05pt;margin-top:0.05pt;width:1.55pt;height:18.5pt;mso-wrap-style:square;v-text-anchor:top;mso-position-horizontal:right;mso-position-horizontal-relative:margin">
+            <v:rect id="shape_0" ID="Frame1" path="m0,0l-2147483645,0l-2147483645,-2147483646l0,-2147483646xe" stroked="f" o:allowincell="f" style="position:absolute;margin-left:466.05pt;margin-top:0.05pt;width:1.55pt;height:18.5pt;mso-wrap-style:square;v-text-anchor:top;mso-position-horizontal:right;mso-position-horizontal-relative:margin">
               <v:fill o:detectmouseclick="t" on="false"/>
               <v:stroke color="#3465a4" joinstyle="round" endcap="flat"/>
               <v:textbox>
@@ -1319,7 +1243,7 @@
         </mc:Fallback>
       </mc:AlternateContent>
       <w:drawing>
-        <wp:anchor distT="0" distB="0" distL="0" distR="0" simplePos="0" relativeHeight="5" behindDoc="1" locked="0" layoutInCell="1" allowOverlap="1">
+        <wp:anchor behindDoc="1" distT="0" distB="0" distL="0" distR="0" simplePos="0" locked="0" layoutInCell="1" allowOverlap="1" relativeHeight="5">
           <wp:simplePos x="0" y="0"/>
           <wp:positionH relativeFrom="column">
             <wp:posOffset>635</wp:posOffset>
@@ -1330,7 +1254,7 @@
           <wp:extent cx="2445385" cy="318770"/>
           <wp:effectExtent l="0" t="0" r="0" b="0"/>
           <wp:wrapNone/>
-          <wp:docPr id="7" name="Picture 1"/>
+          <wp:docPr id="7" name="Picture 1" descr=""/>
           <wp:cNvGraphicFramePr>
             <a:graphicFrameLocks xmlns:a="http://schemas.openxmlformats.org/drawingml/2006/main" noChangeAspect="1"/>
           </wp:cNvGraphicFramePr>
@@ -1338,7 +1262,7 @@
             <a:graphicData uri="http://schemas.openxmlformats.org/drawingml/2006/picture">
               <pic:pic xmlns:pic="http://schemas.openxmlformats.org/drawingml/2006/picture">
                 <pic:nvPicPr>
-                  <pic:cNvPr id="7" name="Picture 1"/>
+                  <pic:cNvPr id="7" name="Picture 1" descr=""/>
                   <pic:cNvPicPr>
                     <a:picLocks noChangeAspect="1" noChangeArrowheads="1"/>
                   </pic:cNvPicPr>
@@ -1370,7 +1294,7 @@
 </file>
 
 <file path=word/footer3.xml><?xml version="1.0" encoding="utf-8"?>
-<w:ftr xmlns:o="urn:schemas-microsoft-com:office:office" xmlns:r="http://schemas.openxmlformats.org/officeDocument/2006/relationships" xmlns:v="urn:schemas-microsoft-com:vml" xmlns:w="http://schemas.openxmlformats.org/wordprocessingml/2006/main" xmlns:w10="urn:schemas-microsoft-com:office:word" xmlns:wp="http://schemas.openxmlformats.org/drawingml/2006/wordprocessingDrawing" xmlns:pic="http://schemas.openxmlformats.org/drawingml/2006/picture" xmlns:wps="http://schemas.microsoft.com/office/word/2010/wordprocessingShape" xmlns:wpg="http://schemas.microsoft.com/office/word/2010/wordprocessingGroup" xmlns:mc="http://schemas.openxmlformats.org/markup-compatibility/2006" xmlns:wp14="http://schemas.microsoft.com/office/word/2010/wordprocessingDrawing" xmlns:w14="http://schemas.microsoft.com/office/word/2010/wordml" xmlns:w15="http://schemas.microsoft.com/office/word/2012/wordml" mc:Ignorable="w14 wp14 w15">
+<w:ftr xmlns:o="urn:schemas-microsoft-com:office:office" xmlns:r="http://schemas.openxmlformats.org/officeDocument/2006/relationships" xmlns:v="urn:schemas-microsoft-com:vml" xmlns:w="http://schemas.openxmlformats.org/wordprocessingml/2006/main" xmlns:w10="urn:schemas-microsoft-com:office:word" xmlns:wp="http://schemas.openxmlformats.org/drawingml/2006/wordprocessingDrawing" xmlns:wps="http://schemas.microsoft.com/office/word/2010/wordprocessingShape" xmlns:wpg="http://schemas.microsoft.com/office/word/2010/wordprocessingGroup" xmlns:mc="http://schemas.openxmlformats.org/markup-compatibility/2006" xmlns:wp14="http://schemas.microsoft.com/office/word/2010/wordprocessingDrawing" xmlns:w14="http://schemas.microsoft.com/office/word/2010/wordml" xmlns:w15="http://schemas.microsoft.com/office/word/2012/wordml" mc:Ignorable="w14 wp14 w15">
   <w:p>
     <w:pPr>
       <w:pStyle w:val="Footer"/>
@@ -1381,7 +1305,7 @@
     <w:r>
       <w:rPr/>
       <w:drawing>
-        <wp:anchor distT="0" distB="0" distL="0" distR="0" simplePos="0" relativeHeight="4" behindDoc="1" locked="0" layoutInCell="1" allowOverlap="1">
+        <wp:anchor behindDoc="1" distT="0" distB="0" distL="0" distR="0" simplePos="0" locked="0" layoutInCell="1" allowOverlap="1" relativeHeight="4">
           <wp:simplePos x="0" y="0"/>
           <wp:positionH relativeFrom="column">
             <wp:posOffset>-540385</wp:posOffset>
@@ -1392,7 +1316,7 @@
           <wp:extent cx="3228975" cy="421005"/>
           <wp:effectExtent l="0" t="0" r="0" b="0"/>
           <wp:wrapNone/>
-          <wp:docPr id="8" name="Picture 474"/>
+          <wp:docPr id="8" name="Picture 474" descr=""/>
           <wp:cNvGraphicFramePr>
             <a:graphicFrameLocks xmlns:a="http://schemas.openxmlformats.org/drawingml/2006/main" noChangeAspect="1"/>
           </wp:cNvGraphicFramePr>
@@ -1400,7 +1324,7 @@
             <a:graphicData uri="http://schemas.openxmlformats.org/drawingml/2006/picture">
               <pic:pic xmlns:pic="http://schemas.openxmlformats.org/drawingml/2006/picture">
                 <pic:nvPicPr>
-                  <pic:cNvPr id="8" name="Picture 474"/>
+                  <pic:cNvPr id="8" name="Picture 474" descr=""/>
                   <pic:cNvPicPr>
                     <a:picLocks noChangeAspect="1" noChangeArrowheads="1"/>
                   </pic:cNvPicPr>
@@ -1433,7 +1357,7 @@
 </file>
 
 <file path=word/header1.xml><?xml version="1.0" encoding="utf-8"?>
-<w:hdr xmlns:o="urn:schemas-microsoft-com:office:office" xmlns:r="http://schemas.openxmlformats.org/officeDocument/2006/relationships" xmlns:v="urn:schemas-microsoft-com:vml" xmlns:w="http://schemas.openxmlformats.org/wordprocessingml/2006/main" xmlns:w10="urn:schemas-microsoft-com:office:word" xmlns:wp="http://schemas.openxmlformats.org/drawingml/2006/wordprocessingDrawing" xmlns:pic="http://schemas.openxmlformats.org/drawingml/2006/picture" xmlns:wps="http://schemas.microsoft.com/office/word/2010/wordprocessingShape" xmlns:wpg="http://schemas.microsoft.com/office/word/2010/wordprocessingGroup" xmlns:mc="http://schemas.openxmlformats.org/markup-compatibility/2006" xmlns:wp14="http://schemas.microsoft.com/office/word/2010/wordprocessingDrawing" xmlns:w14="http://schemas.microsoft.com/office/word/2010/wordml" xmlns:w15="http://schemas.microsoft.com/office/word/2012/wordml" mc:Ignorable="w14 wp14 w15">
+<w:hdr xmlns:o="urn:schemas-microsoft-com:office:office" xmlns:r="http://schemas.openxmlformats.org/officeDocument/2006/relationships" xmlns:v="urn:schemas-microsoft-com:vml" xmlns:w="http://schemas.openxmlformats.org/wordprocessingml/2006/main" xmlns:w10="urn:schemas-microsoft-com:office:word" xmlns:wp="http://schemas.openxmlformats.org/drawingml/2006/wordprocessingDrawing" xmlns:wps="http://schemas.microsoft.com/office/word/2010/wordprocessingShape" xmlns:wpg="http://schemas.microsoft.com/office/word/2010/wordprocessingGroup" xmlns:mc="http://schemas.openxmlformats.org/markup-compatibility/2006" xmlns:wp14="http://schemas.microsoft.com/office/word/2010/wordprocessingDrawing" xmlns:w14="http://schemas.microsoft.com/office/word/2010/wordml" xmlns:w15="http://schemas.microsoft.com/office/word/2012/wordml" mc:Ignorable="w14 wp14 w15">
   <w:p>
     <w:pPr>
       <w:pStyle w:val="Header"/>
@@ -1448,7 +1372,7 @@
 </file>
 
 <file path=word/header2.xml><?xml version="1.0" encoding="utf-8"?>
-<w:hdr xmlns:o="urn:schemas-microsoft-com:office:office" xmlns:r="http://schemas.openxmlformats.org/officeDocument/2006/relationships" xmlns:v="urn:schemas-microsoft-com:vml" xmlns:w="http://schemas.openxmlformats.org/wordprocessingml/2006/main" xmlns:w10="urn:schemas-microsoft-com:office:word" xmlns:wp="http://schemas.openxmlformats.org/drawingml/2006/wordprocessingDrawing" xmlns:pic="http://schemas.openxmlformats.org/drawingml/2006/picture" xmlns:wps="http://schemas.microsoft.com/office/word/2010/wordprocessingShape" xmlns:wpg="http://schemas.microsoft.com/office/word/2010/wordprocessingGroup" xmlns:mc="http://schemas.openxmlformats.org/markup-compatibility/2006" xmlns:wp14="http://schemas.microsoft.com/office/word/2010/wordprocessingDrawing" xmlns:w14="http://schemas.microsoft.com/office/word/2010/wordml" xmlns:w15="http://schemas.microsoft.com/office/word/2012/wordml" mc:Ignorable="w14 wp14 w15">
+<w:hdr xmlns:o="urn:schemas-microsoft-com:office:office" xmlns:r="http://schemas.openxmlformats.org/officeDocument/2006/relationships" xmlns:v="urn:schemas-microsoft-com:vml" xmlns:w="http://schemas.openxmlformats.org/wordprocessingml/2006/main" xmlns:w10="urn:schemas-microsoft-com:office:word" xmlns:wp="http://schemas.openxmlformats.org/drawingml/2006/wordprocessingDrawing" xmlns:wps="http://schemas.microsoft.com/office/word/2010/wordprocessingShape" xmlns:wpg="http://schemas.microsoft.com/office/word/2010/wordprocessingGroup" xmlns:mc="http://schemas.openxmlformats.org/markup-compatibility/2006" xmlns:wp14="http://schemas.microsoft.com/office/word/2010/wordprocessingDrawing" xmlns:w14="http://schemas.microsoft.com/office/word/2010/wordml" xmlns:w15="http://schemas.microsoft.com/office/word/2012/wordml" mc:Ignorable="w14 wp14 w15">
   <w:p>
     <w:pPr>
       <w:pStyle w:val="Normal"/>
@@ -1464,7 +1388,7 @@
         <w:b/>
       </w:rPr>
       <w:drawing>
-        <wp:anchor distT="0" distB="0" distL="114300" distR="114300" simplePos="0" relativeHeight="6" behindDoc="0" locked="0" layoutInCell="0" allowOverlap="1">
+        <wp:anchor behindDoc="0" distT="0" distB="0" distL="114300" distR="114300" simplePos="0" locked="0" layoutInCell="0" allowOverlap="1" relativeHeight="6">
           <wp:simplePos x="0" y="0"/>
           <wp:positionH relativeFrom="column">
             <wp:posOffset>3967480</wp:posOffset>
@@ -1476,16 +1400,16 @@
           <wp:effectExtent l="0" t="0" r="0" b="0"/>
           <wp:wrapTight wrapText="bothSides">
             <wp:wrapPolygon edited="0">
-              <wp:start x="-45" y="0"/>
-              <wp:lineTo x="-45" y="20732"/>
-              <wp:lineTo x="21435" y="20732"/>
-              <wp:lineTo x="21435" y="8919"/>
-              <wp:lineTo x="4077" y="8919"/>
-              <wp:lineTo x="4077" y="0"/>
-              <wp:lineTo x="-45" y="0"/>
+              <wp:start x="-44" y="0"/>
+              <wp:lineTo x="-44" y="20728"/>
+              <wp:lineTo x="21432" y="20728"/>
+              <wp:lineTo x="21432" y="8915"/>
+              <wp:lineTo x="4074" y="8915"/>
+              <wp:lineTo x="4074" y="0"/>
+              <wp:lineTo x="-44" y="0"/>
             </wp:wrapPolygon>
           </wp:wrapTight>
-          <wp:docPr id="4" name="Picture 5"/>
+          <wp:docPr id="4" name="Picture 5" descr=""/>
           <wp:cNvGraphicFramePr>
             <a:graphicFrameLocks xmlns:a="http://schemas.openxmlformats.org/drawingml/2006/main" noChangeAspect="1"/>
           </wp:cNvGraphicFramePr>
@@ -1493,7 +1417,7 @@
             <a:graphicData uri="http://schemas.openxmlformats.org/drawingml/2006/picture">
               <pic:pic xmlns:pic="http://schemas.openxmlformats.org/drawingml/2006/picture">
                 <pic:nvPicPr>
-                  <pic:cNvPr id="4" name="Picture 5"/>
+                  <pic:cNvPr id="4" name="Picture 5" descr=""/>
                   <pic:cNvPicPr>
                     <a:picLocks noChangeAspect="1" noChangeArrowheads="1"/>
                   </pic:cNvPicPr>
@@ -1525,13 +1449,14 @@
 </file>
 
 <file path=word/header3.xml><?xml version="1.0" encoding="utf-8"?>
-<w:hdr xmlns:o="urn:schemas-microsoft-com:office:office" xmlns:r="http://schemas.openxmlformats.org/officeDocument/2006/relationships" xmlns:v="urn:schemas-microsoft-com:vml" xmlns:w="http://schemas.openxmlformats.org/wordprocessingml/2006/main" xmlns:w10="urn:schemas-microsoft-com:office:word" xmlns:wp="http://schemas.openxmlformats.org/drawingml/2006/wordprocessingDrawing" xmlns:pic="http://schemas.openxmlformats.org/drawingml/2006/picture" xmlns:wps="http://schemas.microsoft.com/office/word/2010/wordprocessingShape" xmlns:wpg="http://schemas.microsoft.com/office/word/2010/wordprocessingGroup" xmlns:mc="http://schemas.openxmlformats.org/markup-compatibility/2006" xmlns:wp14="http://schemas.microsoft.com/office/word/2010/wordprocessingDrawing" xmlns:w14="http://schemas.microsoft.com/office/word/2010/wordml" xmlns:w15="http://schemas.microsoft.com/office/word/2012/wordml" mc:Ignorable="w14 wp14 w15">
+<w:hdr xmlns:o="urn:schemas-microsoft-com:office:office" xmlns:r="http://schemas.openxmlformats.org/officeDocument/2006/relationships" xmlns:v="urn:schemas-microsoft-com:vml" xmlns:w="http://schemas.openxmlformats.org/wordprocessingml/2006/main" xmlns:w10="urn:schemas-microsoft-com:office:word" xmlns:wp="http://schemas.openxmlformats.org/drawingml/2006/wordprocessingDrawing" xmlns:wps="http://schemas.microsoft.com/office/word/2010/wordprocessingShape" xmlns:wpg="http://schemas.microsoft.com/office/word/2010/wordprocessingGroup" xmlns:mc="http://schemas.openxmlformats.org/markup-compatibility/2006" xmlns:wp14="http://schemas.microsoft.com/office/word/2010/wordprocessingDrawing" xmlns:w14="http://schemas.microsoft.com/office/word/2010/wordml" xmlns:w15="http://schemas.microsoft.com/office/word/2012/wordml" mc:Ignorable="w14 wp14 w15">
   <w:p>
     <w:pPr>
       <w:pStyle w:val="Header"/>
       <w:shd w:val="clear" w:fill="FFFFFF"/>
       <w:tabs>
         <w:tab w:val="clear" w:pos="4703"/>
+        <w:tab w:val="right" w:pos="9406" w:leader="none"/>
       </w:tabs>
       <w:spacing w:before="120" w:after="0"/>
       <w:rPr/>
@@ -1539,7 +1464,7 @@
     <w:r>
       <w:rPr/>
       <w:drawing>
-        <wp:anchor distT="0" distB="0" distL="0" distR="114300" simplePos="0" relativeHeight="7" behindDoc="0" locked="0" layoutInCell="0" allowOverlap="1">
+        <wp:anchor behindDoc="0" distT="0" distB="0" distL="0" distR="114300" simplePos="0" locked="0" layoutInCell="0" allowOverlap="1" relativeHeight="7">
           <wp:simplePos x="0" y="0"/>
           <wp:positionH relativeFrom="page">
             <wp:align>left</wp:align>
@@ -1551,16 +1476,16 @@
           <wp:effectExtent l="0" t="0" r="0" b="0"/>
           <wp:wrapTight wrapText="bothSides">
             <wp:wrapPolygon edited="0">
-              <wp:start x="-45" y="0"/>
-              <wp:lineTo x="-45" y="21036"/>
-              <wp:lineTo x="21460" y="21036"/>
-              <wp:lineTo x="21460" y="9336"/>
-              <wp:lineTo x="4077" y="7097"/>
-              <wp:lineTo x="4077" y="0"/>
-              <wp:lineTo x="-45" y="0"/>
+              <wp:start x="-44" y="0"/>
+              <wp:lineTo x="-44" y="21032"/>
+              <wp:lineTo x="21457" y="21032"/>
+              <wp:lineTo x="21457" y="9332"/>
+              <wp:lineTo x="4074" y="7093"/>
+              <wp:lineTo x="4074" y="0"/>
+              <wp:lineTo x="-44" y="0"/>
             </wp:wrapPolygon>
           </wp:wrapTight>
-          <wp:docPr id="5" name="Picture 469"/>
+          <wp:docPr id="5" name="Picture 469" descr=""/>
           <wp:cNvGraphicFramePr>
             <a:graphicFrameLocks xmlns:a="http://schemas.openxmlformats.org/drawingml/2006/main" noChangeAspect="1"/>
           </wp:cNvGraphicFramePr>
@@ -1568,7 +1493,7 @@
             <a:graphicData uri="http://schemas.openxmlformats.org/drawingml/2006/picture">
               <pic:pic xmlns:pic="http://schemas.openxmlformats.org/drawingml/2006/picture">
                 <pic:nvPicPr>
-                  <pic:cNvPr id="5" name="Picture 469"/>
+                  <pic:cNvPr id="5" name="Picture 469" descr=""/>
                   <pic:cNvPicPr>
                     <a:picLocks noChangeAspect="1" noChangeArrowheads="1"/>
                   </pic:cNvPicPr>
@@ -1604,9 +1529,9 @@
   <w:abstractNum w:abstractNumId="1">
     <w:lvl w:ilvl="0">
       <w:start w:val="1"/>
-      <w:numFmt w:val="decimal"/>
       <w:pStyle w:val="Heading1"/>
       <w:isLgl/>
+      <w:numFmt w:val="decimal"/>
       <w:lvlText w:val="%1"/>
       <w:lvlJc w:val="left"/>
       <w:pPr>
@@ -1619,9 +1544,9 @@
     </w:lvl>
     <w:lvl w:ilvl="1">
       <w:start w:val="1"/>
-      <w:numFmt w:val="decimal"/>
       <w:pStyle w:val="Heading2"/>
       <w:isLgl/>
+      <w:numFmt w:val="decimal"/>
       <w:lvlText w:val="%1.%2"/>
       <w:lvlJc w:val="left"/>
       <w:pPr>
@@ -1636,8 +1561,8 @@
     </w:lvl>
     <w:lvl w:ilvl="2">
       <w:start w:val="1"/>
+      <w:isLgl/>
       <w:numFmt w:val="none"/>
-      <w:isLgl/>
       <w:suff w:val="nothing"/>
       <w:lvlText w:val="%3"/>
       <w:lvlJc w:val="left"/>
@@ -1651,9 +1576,9 @@
     </w:lvl>
     <w:lvl w:ilvl="3">
       <w:start w:val="1"/>
-      <w:numFmt w:val="decimal"/>
       <w:pStyle w:val="Heading4"/>
       <w:isLgl/>
+      <w:numFmt w:val="decimal"/>
       <w:lvlText w:val="%1.%2.%4"/>
       <w:lvlJc w:val="left"/>
       <w:pPr>
@@ -1666,9 +1591,9 @@
     </w:lvl>
     <w:lvl w:ilvl="4">
       <w:start w:val="1"/>
-      <w:numFmt w:val="decimal"/>
       <w:pStyle w:val="Heading5"/>
       <w:isLgl/>
+      <w:numFmt w:val="decimal"/>
       <w:lvlText w:val="%1.%2.%4.%5"/>
       <w:lvlJc w:val="left"/>
       <w:pPr>
@@ -1681,9 +1606,9 @@
     </w:lvl>
     <w:lvl w:ilvl="5">
       <w:start w:val="1"/>
-      <w:numFmt w:val="decimal"/>
       <w:pStyle w:val="Heading6"/>
       <w:isLgl/>
+      <w:numFmt w:val="decimal"/>
       <w:lvlText w:val="%1.%2.%4.%5.%6"/>
       <w:lvlJc w:val="left"/>
       <w:pPr>
@@ -1696,9 +1621,9 @@
     </w:lvl>
     <w:lvl w:ilvl="6">
       <w:start w:val="1"/>
-      <w:numFmt w:val="decimal"/>
       <w:pStyle w:val="Heading7"/>
       <w:isLgl/>
+      <w:numFmt w:val="decimal"/>
       <w:lvlText w:val="%1.%2.%4.%5.%6.%7"/>
       <w:lvlJc w:val="left"/>
       <w:pPr>
@@ -1711,9 +1636,9 @@
     </w:lvl>
     <w:lvl w:ilvl="7">
       <w:start w:val="1"/>
-      <w:numFmt w:val="decimal"/>
       <w:pStyle w:val="Heading8"/>
       <w:isLgl/>
+      <w:numFmt w:val="decimal"/>
       <w:lvlText w:val="%1.%2.%4.%5.%6.%7.%8"/>
       <w:lvlJc w:val="left"/>
       <w:pPr>
@@ -1726,9 +1651,9 @@
     </w:lvl>
     <w:lvl w:ilvl="8">
       <w:start w:val="1"/>
-      <w:numFmt w:val="decimal"/>
       <w:pStyle w:val="Heading9"/>
       <w:isLgl/>
+      <w:numFmt w:val="decimal"/>
       <w:lvlText w:val="%1.%2.%4.%5.%6.%7.%8.%9"/>
       <w:lvlJc w:val="left"/>
       <w:pPr>
@@ -1743,8 +1668,8 @@
   <w:abstractNum w:abstractNumId="2">
     <w:lvl w:ilvl="0">
       <w:start w:val="1"/>
+      <w:isLgl/>
       <w:numFmt w:val="bullet"/>
-      <w:isLgl/>
       <w:lvlText w:val=""/>
       <w:lvlJc w:val="left"/>
       <w:pPr>
@@ -1759,8 +1684,8 @@
     </w:lvl>
     <w:lvl w:ilvl="1">
       <w:start w:val="1"/>
+      <w:isLgl/>
       <w:numFmt w:val="bullet"/>
-      <w:isLgl/>
       <w:lvlText w:val="◦"/>
       <w:lvlJc w:val="left"/>
       <w:pPr>
@@ -1775,8 +1700,8 @@
     </w:lvl>
     <w:lvl w:ilvl="2">
       <w:start w:val="1"/>
+      <w:isLgl/>
       <w:numFmt w:val="bullet"/>
-      <w:isLgl/>
       <w:lvlText w:val="▪"/>
       <w:lvlJc w:val="left"/>
       <w:pPr>
@@ -1791,8 +1716,8 @@
     </w:lvl>
     <w:lvl w:ilvl="3">
       <w:start w:val="1"/>
+      <w:isLgl/>
       <w:numFmt w:val="bullet"/>
-      <w:isLgl/>
       <w:lvlText w:val=""/>
       <w:lvlJc w:val="left"/>
       <w:pPr>
@@ -1807,8 +1732,8 @@
     </w:lvl>
     <w:lvl w:ilvl="4">
       <w:start w:val="1"/>
+      <w:isLgl/>
       <w:numFmt w:val="bullet"/>
-      <w:isLgl/>
       <w:lvlText w:val="◦"/>
       <w:lvlJc w:val="left"/>
       <w:pPr>
@@ -1823,8 +1748,8 @@
     </w:lvl>
     <w:lvl w:ilvl="5">
       <w:start w:val="1"/>
+      <w:isLgl/>
       <w:numFmt w:val="bullet"/>
-      <w:isLgl/>
       <w:lvlText w:val="▪"/>
       <w:lvlJc w:val="left"/>
       <w:pPr>
@@ -1839,8 +1764,8 @@
     </w:lvl>
     <w:lvl w:ilvl="6">
       <w:start w:val="1"/>
+      <w:isLgl/>
       <w:numFmt w:val="bullet"/>
-      <w:isLgl/>
       <w:lvlText w:val=""/>
       <w:lvlJc w:val="left"/>
       <w:pPr>
@@ -1855,8 +1780,8 @@
     </w:lvl>
     <w:lvl w:ilvl="7">
       <w:start w:val="1"/>
+      <w:isLgl/>
       <w:numFmt w:val="bullet"/>
-      <w:isLgl/>
       <w:lvlText w:val="◦"/>
       <w:lvlJc w:val="left"/>
       <w:pPr>
@@ -1871,8 +1796,8 @@
     </w:lvl>
     <w:lvl w:ilvl="8">
       <w:start w:val="1"/>
+      <w:isLgl/>
       <w:numFmt w:val="bullet"/>
-      <w:isLgl/>
       <w:lvlText w:val="▪"/>
       <w:lvlJc w:val="left"/>
       <w:pPr>
@@ -1889,8 +1814,8 @@
   <w:abstractNum w:abstractNumId="3">
     <w:lvl w:ilvl="0">
       <w:start w:val="1"/>
+      <w:isLgl/>
       <w:numFmt w:val="bullet"/>
-      <w:isLgl/>
       <w:lvlText w:val=""/>
       <w:lvlJc w:val="left"/>
       <w:pPr>
@@ -1905,8 +1830,8 @@
     </w:lvl>
     <w:lvl w:ilvl="1">
       <w:start w:val="1"/>
+      <w:isLgl/>
       <w:numFmt w:val="bullet"/>
-      <w:isLgl/>
       <w:lvlText w:val="◦"/>
       <w:lvlJc w:val="left"/>
       <w:pPr>
@@ -1921,8 +1846,8 @@
     </w:lvl>
     <w:lvl w:ilvl="2">
       <w:start w:val="1"/>
+      <w:isLgl/>
       <w:numFmt w:val="bullet"/>
-      <w:isLgl/>
       <w:lvlText w:val="▪"/>
       <w:lvlJc w:val="left"/>
       <w:pPr>
@@ -1937,8 +1862,8 @@
     </w:lvl>
     <w:lvl w:ilvl="3">
       <w:start w:val="1"/>
+      <w:isLgl/>
       <w:numFmt w:val="bullet"/>
-      <w:isLgl/>
       <w:lvlText w:val=""/>
       <w:lvlJc w:val="left"/>
       <w:pPr>
@@ -1953,8 +1878,8 @@
     </w:lvl>
     <w:lvl w:ilvl="4">
       <w:start w:val="1"/>
+      <w:isLgl/>
       <w:numFmt w:val="bullet"/>
-      <w:isLgl/>
       <w:lvlText w:val="◦"/>
       <w:lvlJc w:val="left"/>
       <w:pPr>
@@ -1969,8 +1894,8 @@
     </w:lvl>
     <w:lvl w:ilvl="5">
       <w:start w:val="1"/>
+      <w:isLgl/>
       <w:numFmt w:val="bullet"/>
-      <w:isLgl/>
       <w:lvlText w:val="▪"/>
       <w:lvlJc w:val="left"/>
       <w:pPr>
@@ -1985,8 +1910,8 @@
     </w:lvl>
     <w:lvl w:ilvl="6">
       <w:start w:val="1"/>
+      <w:isLgl/>
       <w:numFmt w:val="bullet"/>
-      <w:isLgl/>
       <w:lvlText w:val=""/>
       <w:lvlJc w:val="left"/>
       <w:pPr>
@@ -2001,8 +1926,8 @@
     </w:lvl>
     <w:lvl w:ilvl="7">
       <w:start w:val="1"/>
+      <w:isLgl/>
       <w:numFmt w:val="bullet"/>
-      <w:isLgl/>
       <w:lvlText w:val="◦"/>
       <w:lvlJc w:val="left"/>
       <w:pPr>
@@ -2017,8 +1942,8 @@
     </w:lvl>
     <w:lvl w:ilvl="8">
       <w:start w:val="1"/>
+      <w:isLgl/>
       <w:numFmt w:val="bullet"/>
-      <w:isLgl/>
       <w:lvlText w:val="▪"/>
       <w:lvlJc w:val="left"/>
       <w:pPr>
@@ -2206,7 +2131,7 @@
     <w:pPr>
       <w:widowControl/>
       <w:suppressAutoHyphens w:val="true"/>
-      <w:overflowPunct w:val="true"/>
+      <w:overflowPunct w:val="false"/>
       <w:bidi w:val="0"/>
       <w:spacing w:lineRule="auto" w:line="360" w:before="120" w:after="120"/>
       <w:ind w:hanging="0" w:left="0" w:right="0"/>
@@ -2582,13 +2507,6 @@
       <w:vertAlign w:val="superscript"/>
     </w:rPr>
   </w:style>
-  <w:style w:type="character" w:styleId="FootnoteCharactersuser">
-    <w:name w:val="Footnote Characters (user)"/>
-    <w:qFormat/>
-    <w:rPr>
-      <w:vertAlign w:val="superscript"/>
-    </w:rPr>
-  </w:style>
   <w:style w:type="character" w:styleId="FootnoteReference">
     <w:name w:val="footnote reference"/>
     <w:rPr>
@@ -2604,13 +2522,6 @@
   </w:style>
   <w:style w:type="character" w:styleId="EndnoteCharacters">
     <w:name w:val="Endnote Characters"/>
-    <w:qFormat/>
-    <w:rPr>
-      <w:vertAlign w:val="superscript"/>
-    </w:rPr>
-  </w:style>
-  <w:style w:type="character" w:styleId="EndnoteCharactersuser">
-    <w:name w:val="Endnote Characters (user)"/>
     <w:qFormat/>
     <w:rPr>
       <w:vertAlign w:val="superscript"/>
@@ -2969,7 +2880,7 @@
     <w:pPr>
       <w:widowControl/>
       <w:suppressAutoHyphens w:val="true"/>
-      <w:overflowPunct w:val="true"/>
+      <w:overflowPunct w:val="false"/>
       <w:bidi w:val="0"/>
       <w:spacing w:lineRule="auto" w:line="240" w:before="0" w:after="0"/>
       <w:jc w:val="left"/>
@@ -3313,7 +3224,7 @@
     <w:pPr>
       <w:widowControl/>
       <w:suppressAutoHyphens w:val="true"/>
-      <w:overflowPunct w:val="true"/>
+      <w:overflowPunct w:val="false"/>
       <w:bidi w:val="0"/>
       <w:spacing w:lineRule="auto" w:line="240" w:before="0" w:after="0"/>
       <w:jc w:val="left"/>
@@ -3450,9 +3361,7 @@
     <w:name w:val="Frame Contents"/>
     <w:basedOn w:val="Normal"/>
     <w:qFormat/>
-    <w:pPr>
-      <w:shd w:val="clear" w:fill="FFFFFF"/>
-    </w:pPr>
+    <w:pPr/>
     <w:rPr/>
   </w:style>
   <w:style w:type="paragraph" w:styleId="DefaultDrawingStyle">
@@ -3461,7 +3370,7 @@
     <w:pPr>
       <w:widowControl/>
       <w:suppressAutoHyphens w:val="true"/>
-      <w:overflowPunct w:val="true"/>
+      <w:overflowPunct w:val="false"/>
       <w:bidi w:val="0"/>
       <w:spacing w:lineRule="atLeast" w:line="200" w:before="0" w:after="0"/>
       <w:jc w:val="left"/>
@@ -3609,7 +3518,7 @@
     <w:pPr>
       <w:widowControl/>
       <w:suppressAutoHyphens w:val="true"/>
-      <w:overflowPunct w:val="true"/>
+      <w:overflowPunct w:val="false"/>
       <w:bidi w:val="0"/>
       <w:spacing w:before="0" w:after="0"/>
       <w:jc w:val="left"/>
@@ -3788,7 +3697,7 @@
     <w:pPr>
       <w:widowControl/>
       <w:suppressAutoHyphens w:val="true"/>
-      <w:overflowPunct w:val="true"/>
+      <w:overflowPunct w:val="false"/>
       <w:bidi w:val="0"/>
       <w:spacing w:before="283" w:after="0"/>
       <w:jc w:val="left"/>
@@ -3966,7 +3875,7 @@
     <w:pPr>
       <w:widowControl/>
       <w:suppressAutoHyphens w:val="true"/>
-      <w:overflowPunct w:val="true"/>
+      <w:overflowPunct w:val="false"/>
       <w:bidi w:val="0"/>
       <w:spacing w:before="0" w:after="0"/>
       <w:jc w:val="center"/>
@@ -3992,7 +3901,7 @@
     <w:pPr>
       <w:widowControl/>
       <w:suppressAutoHyphens w:val="true"/>
-      <w:overflowPunct w:val="true"/>
+      <w:overflowPunct w:val="false"/>
       <w:bidi w:val="0"/>
       <w:spacing w:before="0" w:after="0"/>
       <w:jc w:val="center"/>
@@ -4017,7 +3926,7 @@
     <w:pPr>
       <w:widowControl/>
       <w:suppressAutoHyphens w:val="true"/>
-      <w:overflowPunct w:val="true"/>
+      <w:overflowPunct w:val="false"/>
       <w:bidi w:val="0"/>
       <w:spacing w:before="0" w:after="0"/>
       <w:ind w:hanging="340" w:left="340"/>
@@ -4043,7 +3952,7 @@
     <w:pPr>
       <w:widowControl/>
       <w:suppressAutoHyphens w:val="true"/>
-      <w:overflowPunct w:val="true"/>
+      <w:overflowPunct w:val="false"/>
       <w:bidi w:val="0"/>
       <w:spacing w:before="0" w:after="0"/>
       <w:jc w:val="left"/>
@@ -4063,7 +3972,7 @@
     <w:pPr>
       <w:widowControl/>
       <w:suppressAutoHyphens w:val="true"/>
-      <w:overflowPunct w:val="true"/>
+      <w:overflowPunct w:val="false"/>
       <w:bidi w:val="0"/>
       <w:spacing w:before="0" w:after="0"/>
       <w:jc w:val="left"/>
@@ -4083,7 +3992,7 @@
     <w:pPr>
       <w:widowControl/>
       <w:suppressAutoHyphens w:val="true"/>
-      <w:overflowPunct w:val="true"/>
+      <w:overflowPunct w:val="false"/>
       <w:bidi w:val="0"/>
       <w:spacing w:before="0" w:after="0"/>
       <w:jc w:val="left"/>
@@ -4367,7 +4276,7 @@
     <w:pPr>
       <w:widowControl/>
       <w:suppressAutoHyphens w:val="true"/>
-      <w:overflowPunct w:val="true"/>
+      <w:overflowPunct w:val="false"/>
       <w:bidi w:val="0"/>
       <w:spacing w:before="0" w:after="0"/>
       <w:jc w:val="left"/>
@@ -4387,7 +4296,7 @@
     <w:pPr>
       <w:widowControl/>
       <w:suppressAutoHyphens w:val="true"/>
-      <w:overflowPunct w:val="true"/>
+      <w:overflowPunct w:val="false"/>
       <w:bidi w:val="0"/>
       <w:spacing w:before="0" w:after="0"/>
       <w:jc w:val="left"/>
@@ -4407,7 +4316,7 @@
     <w:pPr>
       <w:widowControl/>
       <w:suppressAutoHyphens w:val="true"/>
-      <w:overflowPunct w:val="true"/>
+      <w:overflowPunct w:val="false"/>
       <w:bidi w:val="0"/>
       <w:spacing w:before="0" w:after="0"/>
       <w:ind w:hanging="340" w:left="340"/>
@@ -4433,7 +4342,7 @@
     <w:pPr>
       <w:widowControl/>
       <w:suppressAutoHyphens w:val="true"/>
-      <w:overflowPunct w:val="true"/>
+      <w:overflowPunct w:val="false"/>
       <w:bidi w:val="0"/>
       <w:spacing w:before="283" w:after="0"/>
       <w:jc w:val="left"/>
@@ -4611,7 +4520,7 @@
     <w:pPr>
       <w:widowControl/>
       <w:suppressAutoHyphens w:val="true"/>
-      <w:overflowPunct w:val="true"/>
+      <w:overflowPunct w:val="false"/>
       <w:bidi w:val="0"/>
       <w:spacing w:before="283" w:after="0"/>
       <w:jc w:val="left"/>
@@ -4789,7 +4698,7 @@
     <w:pPr>
       <w:widowControl/>
       <w:suppressAutoHyphens w:val="true"/>
-      <w:overflowPunct w:val="true"/>
+      <w:overflowPunct w:val="false"/>
       <w:bidi w:val="0"/>
       <w:spacing w:before="0" w:after="0"/>
       <w:jc w:val="center"/>
@@ -4815,7 +4724,7 @@
     <w:pPr>
       <w:widowControl/>
       <w:suppressAutoHyphens w:val="true"/>
-      <w:overflowPunct w:val="true"/>
+      <w:overflowPunct w:val="false"/>
       <w:bidi w:val="0"/>
       <w:spacing w:before="0" w:after="0"/>
       <w:jc w:val="center"/>
@@ -4840,7 +4749,7 @@
     <w:pPr>
       <w:widowControl/>
       <w:suppressAutoHyphens w:val="true"/>
-      <w:overflowPunct w:val="true"/>
+      <w:overflowPunct w:val="false"/>
       <w:bidi w:val="0"/>
       <w:spacing w:before="0" w:after="0"/>
       <w:ind w:hanging="340" w:left="340"/>
@@ -4866,7 +4775,7 @@
     <w:pPr>
       <w:widowControl/>
       <w:suppressAutoHyphens w:val="true"/>
-      <w:overflowPunct w:val="true"/>
+      <w:overflowPunct w:val="false"/>
       <w:bidi w:val="0"/>
       <w:spacing w:before="0" w:after="0"/>
       <w:jc w:val="left"/>
@@ -4886,7 +4795,7 @@
     <w:pPr>
       <w:widowControl/>
       <w:suppressAutoHyphens w:val="true"/>
-      <w:overflowPunct w:val="true"/>
+      <w:overflowPunct w:val="false"/>
       <w:bidi w:val="0"/>
       <w:spacing w:before="0" w:after="0"/>
       <w:jc w:val="left"/>
@@ -4906,7 +4815,7 @@
     <w:pPr>
       <w:widowControl/>
       <w:suppressAutoHyphens w:val="true"/>
-      <w:overflowPunct w:val="true"/>
+      <w:overflowPunct w:val="false"/>
       <w:bidi w:val="0"/>
       <w:spacing w:before="283" w:after="0"/>
       <w:jc w:val="left"/>
@@ -5084,7 +4993,7 @@
     <w:pPr>
       <w:widowControl/>
       <w:suppressAutoHyphens w:val="true"/>
-      <w:overflowPunct w:val="true"/>
+      <w:overflowPunct w:val="false"/>
       <w:bidi w:val="0"/>
       <w:spacing w:before="0" w:after="0"/>
       <w:jc w:val="center"/>
@@ -5110,7 +5019,7 @@
     <w:pPr>
       <w:widowControl/>
       <w:suppressAutoHyphens w:val="true"/>
-      <w:overflowPunct w:val="true"/>
+      <w:overflowPunct w:val="false"/>
       <w:bidi w:val="0"/>
       <w:spacing w:before="0" w:after="0"/>
       <w:jc w:val="center"/>
@@ -5135,7 +5044,7 @@
     <w:pPr>
       <w:widowControl/>
       <w:suppressAutoHyphens w:val="true"/>
-      <w:overflowPunct w:val="true"/>
+      <w:overflowPunct w:val="false"/>
       <w:bidi w:val="0"/>
       <w:spacing w:before="0" w:after="0"/>
       <w:ind w:hanging="340" w:left="340"/>
@@ -5161,7 +5070,7 @@
     <w:pPr>
       <w:widowControl/>
       <w:suppressAutoHyphens w:val="true"/>
-      <w:overflowPunct w:val="true"/>
+      <w:overflowPunct w:val="false"/>
       <w:bidi w:val="0"/>
       <w:spacing w:before="0" w:after="0"/>
       <w:jc w:val="left"/>
@@ -5181,7 +5090,7 @@
     <w:pPr>
       <w:widowControl/>
       <w:suppressAutoHyphens w:val="true"/>
-      <w:overflowPunct w:val="true"/>
+      <w:overflowPunct w:val="false"/>
       <w:bidi w:val="0"/>
       <w:spacing w:before="0" w:after="0"/>
       <w:jc w:val="left"/>
@@ -5201,7 +5110,7 @@
     <w:pPr>
       <w:widowControl/>
       <w:suppressAutoHyphens w:val="true"/>
-      <w:overflowPunct w:val="true"/>
+      <w:overflowPunct w:val="false"/>
       <w:bidi w:val="0"/>
       <w:spacing w:before="283" w:after="0"/>
       <w:jc w:val="left"/>
@@ -5379,7 +5288,7 @@
     <w:pPr>
       <w:widowControl/>
       <w:suppressAutoHyphens w:val="true"/>
-      <w:overflowPunct w:val="true"/>
+      <w:overflowPunct w:val="false"/>
       <w:bidi w:val="0"/>
       <w:spacing w:before="0" w:after="0"/>
       <w:jc w:val="center"/>
@@ -5405,7 +5314,7 @@
     <w:pPr>
       <w:widowControl/>
       <w:suppressAutoHyphens w:val="true"/>
-      <w:overflowPunct w:val="true"/>
+      <w:overflowPunct w:val="false"/>
       <w:bidi w:val="0"/>
       <w:spacing w:before="0" w:after="0"/>
       <w:jc w:val="center"/>
@@ -5430,7 +5339,7 @@
     <w:pPr>
       <w:widowControl/>
       <w:suppressAutoHyphens w:val="true"/>
-      <w:overflowPunct w:val="true"/>
+      <w:overflowPunct w:val="false"/>
       <w:bidi w:val="0"/>
       <w:spacing w:before="0" w:after="0"/>
       <w:ind w:hanging="340" w:left="340"/>
@@ -5456,7 +5365,7 @@
     <w:pPr>
       <w:widowControl/>
       <w:suppressAutoHyphens w:val="true"/>
-      <w:overflowPunct w:val="true"/>
+      <w:overflowPunct w:val="false"/>
       <w:bidi w:val="0"/>
       <w:spacing w:before="0" w:after="0"/>
       <w:jc w:val="left"/>
@@ -5476,7 +5385,7 @@
     <w:pPr>
       <w:widowControl/>
       <w:suppressAutoHyphens w:val="true"/>
-      <w:overflowPunct w:val="true"/>
+      <w:overflowPunct w:val="false"/>
       <w:bidi w:val="0"/>
       <w:spacing w:before="0" w:after="0"/>
       <w:jc w:val="left"/>
@@ -5496,7 +5405,7 @@
     <w:pPr>
       <w:widowControl/>
       <w:suppressAutoHyphens w:val="true"/>
-      <w:overflowPunct w:val="true"/>
+      <w:overflowPunct w:val="false"/>
       <w:bidi w:val="0"/>
       <w:spacing w:before="283" w:after="0"/>
       <w:jc w:val="left"/>
@@ -5674,7 +5583,7 @@
     <w:pPr>
       <w:widowControl/>
       <w:suppressAutoHyphens w:val="true"/>
-      <w:overflowPunct w:val="true"/>
+      <w:overflowPunct w:val="false"/>
       <w:bidi w:val="0"/>
       <w:spacing w:before="0" w:after="0"/>
       <w:jc w:val="center"/>
@@ -5700,7 +5609,7 @@
     <w:pPr>
       <w:widowControl/>
       <w:suppressAutoHyphens w:val="true"/>
-      <w:overflowPunct w:val="true"/>
+      <w:overflowPunct w:val="false"/>
       <w:bidi w:val="0"/>
       <w:spacing w:before="0" w:after="0"/>
       <w:jc w:val="center"/>
@@ -5725,7 +5634,7 @@
     <w:pPr>
       <w:widowControl/>
       <w:suppressAutoHyphens w:val="true"/>
-      <w:overflowPunct w:val="true"/>
+      <w:overflowPunct w:val="false"/>
       <w:bidi w:val="0"/>
       <w:spacing w:before="0" w:after="0"/>
       <w:ind w:hanging="340" w:left="340"/>
@@ -5751,7 +5660,7 @@
     <w:pPr>
       <w:widowControl/>
       <w:suppressAutoHyphens w:val="true"/>
-      <w:overflowPunct w:val="true"/>
+      <w:overflowPunct w:val="false"/>
       <w:bidi w:val="0"/>
       <w:spacing w:before="0" w:after="0"/>
       <w:jc w:val="left"/>
@@ -5771,7 +5680,7 @@
     <w:pPr>
       <w:widowControl/>
       <w:suppressAutoHyphens w:val="true"/>
-      <w:overflowPunct w:val="true"/>
+      <w:overflowPunct w:val="false"/>
       <w:bidi w:val="0"/>
       <w:spacing w:before="0" w:after="0"/>
       <w:jc w:val="left"/>
@@ -5785,15 +5694,8 @@
       <w:lang w:val="en-US" w:eastAsia="zh-CN" w:bidi="ar-SA"/>
     </w:rPr>
   </w:style>
-  <w:style w:type="paragraph" w:styleId="FrameContentsuser">
-    <w:name w:val="Frame Contents (user)"/>
-    <w:basedOn w:val="Normal"/>
-    <w:qFormat/>
-    <w:pPr/>
-    <w:rPr/>
-  </w:style>
-  <w:style w:type="paragraph" w:styleId="BlockQuotationuser">
-    <w:name w:val="Block Quotation (user)"/>
+  <w:style w:type="paragraph" w:styleId="BlockQuotation">
+    <w:name w:val="Block Quotation"/>
     <w:basedOn w:val="Normal"/>
     <w:qFormat/>
     <w:pPr>
@@ -5825,34 +5727,34 @@
         <a:srgbClr val="000000"/>
       </a:dk1>
       <a:lt1>
-        <a:srgbClr val="FFFFFF"/>
+        <a:srgbClr val="ffffff"/>
       </a:lt1>
       <a:dk2>
-        <a:srgbClr val="1F497D"/>
+        <a:srgbClr val="1f497d"/>
       </a:dk2>
       <a:lt2>
-        <a:srgbClr val="EEECE1"/>
+        <a:srgbClr val="eeece1"/>
       </a:lt2>
       <a:accent1>
-        <a:srgbClr val="4F81BD"/>
+        <a:srgbClr val="4f81bd"/>
       </a:accent1>
       <a:accent2>
-        <a:srgbClr val="C0504D"/>
+        <a:srgbClr val="c0504d"/>
       </a:accent2>
       <a:accent3>
-        <a:srgbClr val="9BBB59"/>
+        <a:srgbClr val="9bbb59"/>
       </a:accent3>
       <a:accent4>
-        <a:srgbClr val="8064A2"/>
+        <a:srgbClr val="8064a2"/>
       </a:accent4>
       <a:accent5>
-        <a:srgbClr val="4BACC6"/>
+        <a:srgbClr val="4bacc6"/>
       </a:accent5>
       <a:accent6>
-        <a:srgbClr val="F79646"/>
+        <a:srgbClr val="f79646"/>
       </a:accent6>
       <a:hlink>
-        <a:srgbClr val="0000FF"/>
+        <a:srgbClr val="0000ff"/>
       </a:hlink>
       <a:folHlink>
         <a:srgbClr val="800080"/>
